--- a/content-src/docx/R TLS 1999 12 03 Romance and Fight Club.docx
+++ b/content-src/docx/R TLS 1999 12 03 Romance and Fight Club.docx
@@ -67,7 +67,7 @@
     </w:p>
     <w:p>
       <w:r>
-        <w:t xml:space="preserve">In contrast to say, The Story of O, in which "O" is a hole, a void, an orifice – the work is alluded to in Romance – while Marie feels incomplete ("I am a hole – I disappear in proportion to the cock taking me"), she wants to complete herself on her own terms. Pornography is paralleled with gynaecology, most strikingly in the medical examination Marie undergoes when pregnant, as junior doctors queue to penetrate her impersonally with their fingers. There is wit, too, when a standard trope of hard-core pornography – ejaculation over the female body – is juxtaposed instantly with the squeezing of gel on to her belly, in preparation for shaving. The fantasy scene, of women's bodies walled off at the waist, their top halves in a hospital environment, their lower halves merely receptacles for impersonal sexual couplings with well-hung porn-style men, is designed to make the audience consider the various views and employments of the female body; the graphic scene of birth, a baby's head pushing through and out, becomes a triumphant and beautiful moment. This scene has been accused of feeding into an anti-feminist discourse about a woman's reproductive role; it is arguable, though, that Marie has been shown as sexually confident, professional and independent (dramatically so). What the scene does do is to remind us that, although the female body can be viewed, controlled and abused in various ways, as we have seen through the film, it retains unique and creative power. This does focus the viewer away from the fetishized synecdoches of pornography. Breillat has made a film in which iconographies are being quite carefully considered; the stark, primary colour canvases against which she shoots the scenes do strip the symbolic down to essentials, and the vérité of the scenes of congress does allow for greater concentration on the significance and power of those symbols.</w:t>
+        <w:t xml:space="preserve">In contrast to say, The Story of O, in which "O" is a hole, a void, an orifice – the work is alluded to in Romance – while Marie feels incomplete ("I am a hole – I disappear in proportion to the cock taking me"), she wants to complete herself on her own terms. Pornography is paralleled with gynaecology, most strikingly in the medical examination Marie undergoes when pregnant, as junior doctors queue to penetrate her impersonally with their fingers. There is wit, too, when a standard trope of hard-core pornography – ejaculation over the female body – is juxtaposed instantly with the squeezing of gel on to her belly, in preparation for an ultrasound. The fantasy scene, of women's bodies walled off at the waist, their top halves in a hospital environment, their lower halves merely receptacles for impersonal sexual couplings with well-hung porn-style men, is designed to make the audience consider the various views and employments of the female body; the graphic scene of birth, a baby's head pushing through and out, becomes a triumphant and beautiful moment. This scene has been accused of feeding into an anti-feminist discourse about a woman's reproductive role; it is arguable, though, that Marie has been shown as sexually confident, professional and independent (dramatically so). What the scene does do is to remind us that, although the female body can be viewed, controlled and abused in various ways, as we have seen through the film, it retains unique and creative power. This does focus the viewer away from the fetishized synecdoches of pornography. Breillat has made a film in which iconographies are being quite carefully considered; the stark, primary colour canvases against which she shoots the scenes do strip the symbolic down to essentials, and the vérité of the scenes of congress does allow for greater concentration on the significance and power of those symbols.</w:t>
       </w:r>
     </w:p>
     <w:p>

--- a/content-src/docx/R TLS 1999 12 03 Romance and Fight Club.docx
+++ b/content-src/docx/R TLS 1999 12 03 Romance and Fight Club.docx
@@ -37,7 +37,7 @@
     </w:p>
     <w:p>
       <w:r>
-        <w:t xml:space="preserve">&lt;category&gt;film&lt;/category&gt;</w:t>
+        <w:t xml:space="preserve">&lt;category&gt;film, recreation&lt;/category&gt;</w:t>
       </w:r>
     </w:p>
     <w:p>
